--- a/before_github_rebalance/Rulebook DLC FR.docx
+++ b/before_github_rebalance/Rulebook DLC FR.docx
@@ -45,7 +45,37 @@
     </w:p>
     <w:p>
       <w:r>
-        <w:t xml:space="preserve">Le Joueur ayant collecté le plus de trésors devient le vainqueur. La partie se termine lorsqu'un Joueur vainc le monstre le plus puissant du jeu – LE DRAGON – et pille son trésor contenant un rubis. Chaque Joueur compte les points de son trésor : le trésor collecté dans des coffres ou en battant </w:t>
+        <w:t xml:space="preserve">Le </w:t>
+      </w:r>
+      <w:r>
+        <w:t>j</w:t>
+      </w:r>
+      <w:r>
+        <w:t xml:space="preserve">oueur ayant collecté le plus de trésors devient le vainqueur. </w:t>
+      </w:r>
+      <w:r>
+        <w:t>Le jeu</w:t>
+      </w:r>
+      <w:r>
+        <w:t xml:space="preserve"> se termine lorsqu'un </w:t>
+      </w:r>
+      <w:r>
+        <w:t>j</w:t>
+      </w:r>
+      <w:r>
+        <w:t xml:space="preserve">oueur vainc le monstre le plus puissant du jeu – LE DRAGON – et pille son trésor contenant un rubis. Chaque </w:t>
+      </w:r>
+      <w:r>
+        <w:t>j</w:t>
+      </w:r>
+      <w:r>
+        <w:t>oueur compte les points de son trésor</w:t>
+      </w:r>
+      <w:r>
+        <w:t> :</w:t>
+      </w:r>
+      <w:r>
+        <w:t xml:space="preserve"> le trésor collecté dans des coffres ou en battant </w:t>
       </w:r>
       <w:r>
         <w:t>des</w:t>
@@ -69,7 +99,13 @@
         <w:t>VP</w:t>
       </w:r>
       <w:r>
-        <w:t xml:space="preserve">. Le Joueur ayant le plus de </w:t>
+        <w:t xml:space="preserve">. Le </w:t>
+      </w:r>
+      <w:r>
+        <w:t>j</w:t>
+      </w:r>
+      <w:r>
+        <w:t xml:space="preserve">oueur ayant le plus de </w:t>
       </w:r>
       <w:r>
         <w:t>VP</w:t>
@@ -378,19 +414,13 @@
     </w:p>
     <w:p>
       <w:r>
-        <w:t xml:space="preserve">Le joueur actif </w:t>
-      </w:r>
-      <w:r>
-        <w:t>a</w:t>
-      </w:r>
-      <w:r>
-        <w:t xml:space="preserve"> 4 déplacements, ce qui signifie qu'il peut se déplacer jusqu'à 4 tuiles. Au cours de ces déplacements, l'une des situations suivantes peut se produire</w:t>
+        <w:t>Il peut se déplacer dans le donjon à travers des chemins connectés ou dans des tuiles inexplorées. Par défaut, chaque Héro a une vitesse de 4, ce qui veut dire qu’il peut se déplacer de jusqu’à quatre</w:t>
       </w:r>
       <w:r>
         <w:t xml:space="preserve"> </w:t>
       </w:r>
       <w:r>
-        <w:t xml:space="preserve">: </w:t>
+        <w:t>tuiles en un tour donné.</w:t>
       </w:r>
     </w:p>
     <w:p>
@@ -1316,13 +1346,8 @@
         <w:t>eu</w:t>
       </w:r>
       <w:r>
-        <w:t xml:space="preserve">r </w:t>
-      </w:r>
-      <w:proofErr w:type="spellStart"/>
-      <w:r>
-        <w:t>Sidhar</w:t>
-      </w:r>
-      <w:proofErr w:type="spellEnd"/>
+        <w:t>r Sidhar</w:t>
+      </w:r>
       <w:r>
         <w:t xml:space="preserve"> peuvent agir en combat</w:t>
       </w:r>
@@ -3266,22 +3291,7 @@
         <w:t xml:space="preserve">. </w:t>
       </w:r>
       <w:r>
-        <w:t xml:space="preserve">La cible effectue un jet d20 et ajoute sa </w:t>
-      </w:r>
-      <w:r>
-        <w:t>CONSTITUTION</w:t>
-      </w:r>
-      <w:r>
-        <w:t xml:space="preserve">. Si le résultat est inférieur à 12 + votre Sagesse, la cible subit </w:t>
-      </w:r>
-      <w:r>
-        <w:t>1d6 + SAG</w:t>
-      </w:r>
-      <w:r>
-        <w:t xml:space="preserve"> de dégâts </w:t>
-      </w:r>
-      <w:r>
-        <w:t>supplémentaires.</w:t>
+        <w:t>La cible effectue un jet d20 et ajoute sa CONSTITUTION. Si le résultat est inférieur à 12 + votre Sagesse, la cible subit 1d6 + SAG de dégâts supplémentaires.</w:t>
       </w:r>
     </w:p>
     <w:p>
@@ -4682,15 +4692,7 @@
       <w:bookmarkStart w:id="2" w:name="_Toc191925389"/>
       <w:bookmarkEnd w:id="0"/>
       <w:r>
-        <w:t xml:space="preserve">Lord </w:t>
-      </w:r>
-      <w:proofErr w:type="spellStart"/>
-      <w:r>
-        <w:t>Xanrus</w:t>
-      </w:r>
-      <w:proofErr w:type="spellEnd"/>
-      <w:r>
-        <w:t xml:space="preserve">, </w:t>
+        <w:t xml:space="preserve">Lord Xanrus, </w:t>
       </w:r>
       <w:r>
         <w:t>l’Occultiste</w:t>
@@ -5145,15 +5147,7 @@
         <w:tab/>
       </w:r>
       <w:r>
-        <w:t xml:space="preserve">Lord </w:t>
-      </w:r>
-      <w:proofErr w:type="spellStart"/>
-      <w:r>
-        <w:t>Xanrus</w:t>
-      </w:r>
-      <w:proofErr w:type="spellEnd"/>
-      <w:r>
-        <w:t xml:space="preserve"> peut sacrifier 6 PV pour ajouter 1d12 aux dégâts de son attaque. Il peut choisir de le faire après avoir lancé les dés, mais il ne peut obtenir le bonus qu'une seule fois par combat. Il peut aussi sacrifier ses derniers PV, mais il tombera inconscient pendant son tour suivant</w:t>
+        <w:t>Lord Xanrus peut sacrifier 6 PV pour ajouter 1d12 aux dégâts de son attaque. Il peut choisir de le faire après avoir lancé les dés, mais il ne peut obtenir le bonus qu'une seule fois par combat. Il peut aussi sacrifier ses derniers PV, mais il tombera inconscient pendant son tour suivant</w:t>
       </w:r>
       <w:r>
         <w:t>.</w:t>
@@ -5279,15 +5273,7 @@
         <w:t xml:space="preserve">Décharge Occulte </w:t>
       </w:r>
       <w:r>
-        <w:t xml:space="preserve">de Lord </w:t>
-      </w:r>
-      <w:proofErr w:type="spellStart"/>
-      <w:r>
-        <w:t>Xanrus</w:t>
-      </w:r>
-      <w:proofErr w:type="spellEnd"/>
-      <w:r>
-        <w:t xml:space="preserve"> repousse le monstre lorsqu’il touche. Cela signifie qu’il ne peut pas riposter s’il le poursuit dans l’ordre de l’Initiative</w:t>
+        <w:t>de Lord Xanrus repousse le monstre lorsqu’il touche. Cela signifie qu’il ne peut pas riposter s’il le poursuit dans l’ordre de l’Initiative</w:t>
       </w:r>
       <w:r>
         <w:t>.</w:t>
@@ -5326,15 +5312,7 @@
         <w:tab/>
       </w:r>
       <w:r>
-        <w:t xml:space="preserve">Lord </w:t>
-      </w:r>
-      <w:proofErr w:type="spellStart"/>
-      <w:r>
-        <w:t>Xanrus</w:t>
-      </w:r>
-      <w:proofErr w:type="spellEnd"/>
-      <w:r>
-        <w:t xml:space="preserve"> peut échanger sa position avec celle de n’importe quel autre héros. Cette action coûte 4 mouvements, elle peut donc être réalisée uniquement au début de son tour</w:t>
+        <w:t>Lord Xanrus peut échanger sa position avec celle de n’importe quel autre héros. Cette action coûte 4 mouvements, elle peut donc être réalisée uniquement au début de son tour</w:t>
       </w:r>
       <w:r>
         <w:t>.</w:t>
@@ -5438,14 +5416,9 @@
       <w:pPr>
         <w:pStyle w:val="Titre2"/>
       </w:pPr>
-      <w:proofErr w:type="spellStart"/>
       <w:r>
         <w:lastRenderedPageBreak/>
-        <w:t>Horan</w:t>
-      </w:r>
-      <w:proofErr w:type="spellEnd"/>
-      <w:r>
-        <w:t xml:space="preserve">, </w:t>
+        <w:t xml:space="preserve">Horan, </w:t>
       </w:r>
       <w:bookmarkEnd w:id="2"/>
       <w:r>
@@ -5880,15 +5853,7 @@
         <w:tab/>
       </w:r>
       <w:r>
-        <w:t xml:space="preserve">Si </w:t>
-      </w:r>
-      <w:proofErr w:type="spellStart"/>
-      <w:r>
-        <w:t>Horan</w:t>
-      </w:r>
-      <w:proofErr w:type="spellEnd"/>
-      <w:r>
-        <w:t xml:space="preserve"> perd ses derniers PV, il ne tombe pas inconscient comme les autres faibles, il se téléporte plutôt vers une </w:t>
+        <w:t xml:space="preserve">Si Horan perd ses derniers PV, il ne tombe pas inconscient comme les autres faibles, il se téléporte plutôt vers une </w:t>
       </w:r>
       <w:r>
         <w:t>FG</w:t>
@@ -6097,13 +6062,8 @@
       <w:r>
         <w:tab/>
       </w:r>
-      <w:proofErr w:type="spellStart"/>
-      <w:r>
-        <w:t>Horan</w:t>
-      </w:r>
-      <w:proofErr w:type="spellEnd"/>
-      <w:r>
-        <w:t xml:space="preserve"> a deux attaques avec son </w:t>
+      <w:r>
+        <w:t xml:space="preserve">Horan a deux attaques avec son </w:t>
       </w:r>
       <w:r>
         <w:t>ED</w:t>
@@ -6138,13 +6098,8 @@
       <w:r>
         <w:tab/>
       </w:r>
-      <w:proofErr w:type="spellStart"/>
-      <w:r>
-        <w:t>Horan</w:t>
-      </w:r>
-      <w:proofErr w:type="spellEnd"/>
-      <w:r>
-        <w:t xml:space="preserve"> dispose de 5 mouvements par tour au lieu de 4</w:t>
+      <w:r>
+        <w:t>Horan dispose de 5 mouvements par tour au lieu de 4</w:t>
       </w:r>
       <w:r>
         <w:t>.</w:t>
@@ -6228,55 +6183,42 @@
       <w:r>
         <w:tab/>
       </w:r>
-      <w:proofErr w:type="spellStart"/>
-      <w:r>
-        <w:t>Horan</w:t>
-      </w:r>
-      <w:proofErr w:type="spellEnd"/>
+      <w:r>
+        <w:t xml:space="preserve">Horan </w:t>
+      </w:r>
+      <w:r>
+        <w:t>fait appel à ses ancêtres pour créer un bouclier spirituel</w:t>
+      </w:r>
+      <w:r>
+        <w:t xml:space="preserve">. </w:t>
+      </w:r>
+      <w:r>
+        <w:t>Pendant les deux prochains tours ou jusqu'à la fin du combat, selon ce qui vient en premier</w:t>
+      </w:r>
+      <w:r>
+        <w:t>,</w:t>
+      </w:r>
+      <w:r>
+        <w:t xml:space="preserve"> Horan </w:t>
+      </w:r>
+      <w:r>
+        <w:t xml:space="preserve">prend </w:t>
+      </w:r>
+      <w:r>
+        <w:t xml:space="preserve">1d4 </w:t>
+      </w:r>
+      <w:r>
+        <w:t>de dégâts en moins</w:t>
+      </w:r>
       <w:r>
         <w:t xml:space="preserve"> </w:t>
       </w:r>
       <w:r>
-        <w:t>fait appel à ses ancêtres pour créer un bouclier spirituel</w:t>
-      </w:r>
-      <w:r>
-        <w:t xml:space="preserve">. </w:t>
-      </w:r>
-      <w:r>
-        <w:t>Pendant les deux prochains tours ou jusqu'à la fin du combat, selon ce qui vient en premier</w:t>
-      </w:r>
-      <w:r>
-        <w:t>,</w:t>
+        <w:t>contre tous les attaques et</w:t>
       </w:r>
       <w:r>
         <w:t xml:space="preserve"> </w:t>
       </w:r>
-      <w:proofErr w:type="spellStart"/>
-      <w:r>
-        <w:t>Horan</w:t>
-      </w:r>
-      <w:proofErr w:type="spellEnd"/>
-      <w:r>
-        <w:t xml:space="preserve"> </w:t>
-      </w:r>
-      <w:r>
-        <w:t xml:space="preserve">prend </w:t>
-      </w:r>
-      <w:r>
-        <w:t xml:space="preserve">1d4 </w:t>
-      </w:r>
-      <w:r>
-        <w:t>de dégâts en moins</w:t>
-      </w:r>
-      <w:r>
-        <w:t xml:space="preserve"> </w:t>
-      </w:r>
-      <w:r>
-        <w:t>contre tous les attaques et</w:t>
-      </w:r>
-      <w:r>
-        <w:t xml:space="preserve"> </w:t>
-      </w:r>
       <w:r>
         <w:t>inflige autant de dégâts à l’attaquant</w:t>
       </w:r>
@@ -6289,13 +6231,8 @@
         <w:pStyle w:val="Titre2"/>
       </w:pPr>
       <w:bookmarkStart w:id="3" w:name="_Toc191925390"/>
-      <w:proofErr w:type="spellStart"/>
-      <w:r>
-        <w:t>Aderyn</w:t>
-      </w:r>
-      <w:proofErr w:type="spellEnd"/>
-      <w:r>
-        <w:t xml:space="preserve">, </w:t>
+      <w:r>
+        <w:t xml:space="preserve">Aderyn, </w:t>
       </w:r>
       <w:bookmarkEnd w:id="3"/>
       <w:r>
@@ -6769,15 +6706,7 @@
         <w:tab/>
       </w:r>
       <w:r>
-        <w:t>Si le jet d'attaque du Monstre touche la CA d'</w:t>
-      </w:r>
-      <w:proofErr w:type="spellStart"/>
-      <w:r>
-        <w:t>Aderyn</w:t>
-      </w:r>
-      <w:proofErr w:type="spellEnd"/>
-      <w:r>
-        <w:t xml:space="preserve"> avec une différence de deux points (12 ou 13), elle esquive l'attaque.</w:t>
+        <w:t>Si le jet d'attaque du Monstre touche la CA d'Aderyn avec une différence de deux points (12 ou 13), elle esquive l'attaque.</w:t>
       </w:r>
     </w:p>
     <w:p>
@@ -6812,21 +6741,8 @@
       <w:r>
         <w:tab/>
       </w:r>
-      <w:proofErr w:type="spellStart"/>
-      <w:r>
-        <w:t>Aderyn</w:t>
-      </w:r>
-      <w:proofErr w:type="spellEnd"/>
-      <w:r>
-        <w:t xml:space="preserve"> inflige un d6 de dégâts supplémentaires si elle attaque depuis la position Cachée pendant le combat. Elle inflige également un autre d6 de dégâts lors du premier tour de combat si </w:t>
-      </w:r>
-      <w:proofErr w:type="spellStart"/>
-      <w:r>
-        <w:t>Aderyn</w:t>
-      </w:r>
-      <w:proofErr w:type="spellEnd"/>
-      <w:r>
-        <w:t xml:space="preserve"> se trouvait sur la tuile du monstre lorsque l'attaque commence</w:t>
+      <w:r>
+        <w:t>Aderyn inflige un d6 de dégâts supplémentaires si elle attaque depuis la position Cachée pendant le combat. Elle inflige également un autre d6 de dégâts lors du premier tour de combat si Aderyn se trouvait sur la tuile du monstre lorsque l'attaque commence</w:t>
       </w:r>
       <w:r>
         <w:t>.</w:t>
@@ -6945,13 +6861,8 @@
       <w:r>
         <w:tab/>
       </w:r>
-      <w:proofErr w:type="spellStart"/>
-      <w:r>
-        <w:t>Aderyn</w:t>
-      </w:r>
-      <w:proofErr w:type="spellEnd"/>
-      <w:r>
-        <w:t xml:space="preserve"> peut ignorer les monstres, en passant par leur tuile sans initier le combat si elle le souhaite</w:t>
+      <w:r>
+        <w:t>Aderyn peut ignorer les monstres, en passant par leur tuile sans initier le combat si elle le souhaite</w:t>
       </w:r>
       <w:r>
         <w:t>.</w:t>
@@ -7028,13 +6939,8 @@
       <w:r>
         <w:tab/>
       </w:r>
-      <w:proofErr w:type="spellStart"/>
-      <w:r>
-        <w:t>Aderyn</w:t>
-      </w:r>
-      <w:proofErr w:type="spellEnd"/>
-      <w:r>
-        <w:t xml:space="preserve"> peut utiliser son tour en combat pour se Cacher. Cela utilisera son action mais lui donnera un avantage sur les attaques lors de son prochain tour et activera l'Attaque Sournoise.</w:t>
+      <w:r>
+        <w:t>Aderyn peut utiliser son tour en combat pour se Cacher. Cela utilisera son action mais lui donnera un avantage sur les attaques lors de son prochain tour et activera l'Attaque Sournoise.</w:t>
       </w:r>
       <w:r>
         <w:t xml:space="preserve"> Si elle passe avant le Monstre, celui-ci aura également désavantage aux attaques contre elle tant qu’elle soit cachée.</w:t>
@@ -7133,13 +7039,8 @@
           </wp:anchor>
         </w:drawing>
       </w:r>
-      <w:proofErr w:type="spellStart"/>
-      <w:r>
-        <w:t>Victorius</w:t>
-      </w:r>
-      <w:proofErr w:type="spellEnd"/>
-      <w:r>
-        <w:t xml:space="preserve">, </w:t>
+      <w:r>
+        <w:t xml:space="preserve">Victorius, </w:t>
       </w:r>
       <w:bookmarkEnd w:id="4"/>
       <w:r>
@@ -7522,15 +7423,7 @@
         <w:tab/>
       </w:r>
       <w:r>
-        <w:t xml:space="preserve">Quand </w:t>
-      </w:r>
-      <w:proofErr w:type="spellStart"/>
-      <w:r>
-        <w:t>Victorius</w:t>
-      </w:r>
-      <w:proofErr w:type="spellEnd"/>
-      <w:r>
-        <w:t xml:space="preserve"> obtient un 3 sur n'importe quel dé, il regagne 3 </w:t>
+        <w:t xml:space="preserve">Quand Victorius obtient un 3 sur n'importe quel dé, il regagne 3 </w:t>
       </w:r>
       <w:r>
         <w:t>PV</w:t>
@@ -7572,15 +7465,7 @@
         <w:tab/>
       </w:r>
       <w:r>
-        <w:t xml:space="preserve">Quand </w:t>
-      </w:r>
-      <w:proofErr w:type="spellStart"/>
-      <w:r>
-        <w:t>Victorius</w:t>
-      </w:r>
-      <w:proofErr w:type="spellEnd"/>
-      <w:r>
-        <w:t xml:space="preserve"> obtient un 1 sur ses</w:t>
+        <w:t>Quand Victorius obtient un 1 sur ses</w:t>
       </w:r>
       <w:r>
         <w:t xml:space="preserve"> dés</w:t>
@@ -7708,15 +7593,7 @@
         <w:tab/>
       </w:r>
       <w:r>
-        <w:t xml:space="preserve">Si </w:t>
-      </w:r>
-      <w:proofErr w:type="spellStart"/>
-      <w:r>
-        <w:t>Victorius</w:t>
-      </w:r>
-      <w:proofErr w:type="spellEnd"/>
-      <w:r>
-        <w:t xml:space="preserve"> obtient le maximum sur l'un de ses jets d'attaque ou de ses dés de dégâts, il peut continuer son tour après cela. Cela signifie qu'il peut continuer s'il a vaincu le monstre ou attaquer à nouveau avant que le monstre n'agisse</w:t>
+        <w:t>Si Victorius obtient le maximum sur l'un de ses jets d'attaque ou de ses dés de dégâts, il peut continuer son tour après cela. Cela signifie qu'il peut continuer s'il a vaincu le monstre ou attaquer à nouveau avant que le monstre n'agisse</w:t>
       </w:r>
       <w:r>
         <w:t xml:space="preserve">. </w:t>
@@ -7792,13 +7669,8 @@
       <w:r>
         <w:tab/>
       </w:r>
-      <w:proofErr w:type="spellStart"/>
-      <w:r>
-        <w:t>Victorius</w:t>
-      </w:r>
-      <w:proofErr w:type="spellEnd"/>
-      <w:r>
-        <w:t xml:space="preserve"> peut fuir le combat sans déclencher d'attaque d'opportunité de la part du monstre. Il peut aussi fuir en passant devant le monstre vers des tuiles non découvertes</w:t>
+      <w:r>
+        <w:t>Victorius peut fuir le combat sans déclencher d'attaque d'opportunité de la part du monstre. Il peut aussi fuir en passant devant le monstre vers des tuiles non découvertes</w:t>
       </w:r>
       <w:r>
         <w:t>.</w:t>
@@ -7809,13 +7681,8 @@
       <w:pPr>
         <w:pStyle w:val="Titre2"/>
       </w:pPr>
-      <w:proofErr w:type="spellStart"/>
-      <w:r>
-        <w:t>Taia</w:t>
-      </w:r>
-      <w:proofErr w:type="spellEnd"/>
-      <w:r>
-        <w:t xml:space="preserve">, </w:t>
+      <w:r>
+        <w:t xml:space="preserve">Taia, </w:t>
       </w:r>
       <w:r>
         <w:t>l</w:t>
@@ -8343,13 +8210,8 @@
       <w:r>
         <w:tab/>
       </w:r>
-      <w:proofErr w:type="spellStart"/>
-      <w:r>
-        <w:t>Taia</w:t>
-      </w:r>
-      <w:proofErr w:type="spellEnd"/>
-      <w:r>
-        <w:t xml:space="preserve"> a l'avantage sur ses jets d'attaque si elle a déclenché le combat lors de son premier mouvement ou si elle a commencé son tour pendant le combat</w:t>
+      <w:r>
+        <w:t>Taia a l'avantage sur ses jets d'attaque si elle a déclenché le combat lors de son premier mouvement ou si elle a commencé son tour pendant le combat</w:t>
       </w:r>
       <w:r>
         <w:t>.</w:t>
@@ -8461,16 +8323,11 @@
       <w:r>
         <w:tab/>
       </w:r>
-      <w:proofErr w:type="spellStart"/>
       <w:r>
         <w:t>T</w:t>
       </w:r>
       <w:r>
-        <w:t>aia</w:t>
-      </w:r>
-      <w:proofErr w:type="spellEnd"/>
-      <w:r>
-        <w:t xml:space="preserve"> peut tirer deux jetons du sac et choisir lequel elle souhaite placer dans le donjon. L'autre est remis dans le sac.</w:t>
+        <w:t>aia peut tirer deux jetons du sac et choisir lequel elle souhaite placer dans le donjon. L'autre est remis dans le sac.</w:t>
       </w:r>
     </w:p>
     <w:p>
@@ -9371,15 +9228,7 @@
         <w:pStyle w:val="Titre2"/>
       </w:pPr>
       <w:r>
-        <w:t xml:space="preserve">Baron </w:t>
-      </w:r>
-      <w:proofErr w:type="spellStart"/>
-      <w:r>
-        <w:t>Markul</w:t>
-      </w:r>
-      <w:proofErr w:type="spellEnd"/>
-      <w:r>
-        <w:t xml:space="preserve">, </w:t>
+        <w:t xml:space="preserve">Baron Markul, </w:t>
       </w:r>
       <w:r>
         <w:t>le</w:t>
@@ -9836,13 +9685,8 @@
         <w:t xml:space="preserve">Le </w:t>
       </w:r>
       <w:r>
-        <w:t xml:space="preserve">Baron </w:t>
-      </w:r>
-      <w:proofErr w:type="spellStart"/>
-      <w:r>
-        <w:t>Markul</w:t>
-      </w:r>
-      <w:proofErr w:type="spellEnd"/>
+        <w:t>Baron Markul</w:t>
+      </w:r>
       <w:r>
         <w:t xml:space="preserve"> </w:t>
       </w:r>
@@ -9973,13 +9817,8 @@
         <w:t xml:space="preserve">Les Épées du </w:t>
       </w:r>
       <w:r>
-        <w:t xml:space="preserve">Baron </w:t>
-      </w:r>
-      <w:proofErr w:type="spellStart"/>
-      <w:r>
-        <w:t>Markul</w:t>
-      </w:r>
-      <w:proofErr w:type="spellEnd"/>
+        <w:t>Baron Markul</w:t>
+      </w:r>
       <w:r>
         <w:t xml:space="preserve"> </w:t>
       </w:r>
@@ -10041,15 +9880,7 @@
         <w:tab/>
       </w:r>
       <w:r>
-        <w:t xml:space="preserve">Lord </w:t>
-      </w:r>
-      <w:proofErr w:type="spellStart"/>
-      <w:r>
-        <w:t>Xanrus</w:t>
-      </w:r>
-      <w:proofErr w:type="spellEnd"/>
-      <w:r>
-        <w:t xml:space="preserve"> </w:t>
+        <w:t xml:space="preserve">Lord Xanrus </w:t>
       </w:r>
       <w:r>
         <w:t>se déplace vers une tuile découverte à côté d’une tuile avec un Monstre</w:t>
@@ -11286,31 +11117,13 @@
           </wp:anchor>
         </w:drawing>
       </w:r>
-      <w:proofErr w:type="spellStart"/>
-      <w:r>
-        <w:rPr>
-          <w:b/>
-          <w:bCs/>
-        </w:rPr>
-        <w:t>Health</w:t>
-      </w:r>
-      <w:proofErr w:type="spellEnd"/>
-      <w:r>
-        <w:rPr>
-          <w:b/>
-          <w:bCs/>
-        </w:rPr>
-        <w:t xml:space="preserve"> </w:t>
-      </w:r>
-      <w:proofErr w:type="spellStart"/>
-      <w:r>
-        <w:rPr>
-          <w:b/>
-          <w:bCs/>
-        </w:rPr>
-        <w:t>Skill</w:t>
-      </w:r>
-      <w:proofErr w:type="spellEnd"/>
+      <w:r>
+        <w:rPr>
+          <w:b/>
+          <w:bCs/>
+        </w:rPr>
+        <w:t>Health Skill</w:t>
+      </w:r>
       <w:r>
         <w:tab/>
       </w:r>
@@ -11450,17 +11263,8 @@
           <w:b/>
           <w:bCs/>
         </w:rPr>
-        <w:t xml:space="preserve">Attack </w:t>
-      </w:r>
-      <w:proofErr w:type="spellStart"/>
-      <w:r>
-        <w:rPr>
-          <w:b/>
-          <w:bCs/>
-        </w:rPr>
-        <w:t>Skill</w:t>
-      </w:r>
-      <w:proofErr w:type="spellEnd"/>
+        <w:t>Attack Skill</w:t>
+      </w:r>
       <w:r>
         <w:tab/>
       </w:r>
@@ -11642,17 +11446,8 @@
           <w:b/>
           <w:bCs/>
         </w:rPr>
-        <w:t xml:space="preserve"> </w:t>
-      </w:r>
-      <w:proofErr w:type="spellStart"/>
-      <w:r>
-        <w:rPr>
-          <w:b/>
-          <w:bCs/>
-        </w:rPr>
-        <w:t>Skill</w:t>
-      </w:r>
-      <w:proofErr w:type="spellEnd"/>
+        <w:t xml:space="preserve"> Skill</w:t>
+      </w:r>
       <w:r>
         <w:tab/>
       </w:r>
@@ -11784,15 +11579,7 @@
         <w:t>eu</w:t>
       </w:r>
       <w:r>
-        <w:t xml:space="preserve">r </w:t>
-      </w:r>
-      <w:proofErr w:type="spellStart"/>
-      <w:r>
-        <w:t>Sidhar</w:t>
-      </w:r>
-      <w:proofErr w:type="spellEnd"/>
-      <w:r>
-        <w:t xml:space="preserve">, </w:t>
+        <w:t xml:space="preserve">r Sidhar, </w:t>
       </w:r>
       <w:r>
         <w:t>l’Artificier</w:t>
@@ -12262,15 +12049,7 @@
         <w:t xml:space="preserve">Le </w:t>
       </w:r>
       <w:r>
-        <w:t xml:space="preserve">Docteur </w:t>
-      </w:r>
-      <w:proofErr w:type="spellStart"/>
-      <w:r>
-        <w:t>Sidhar</w:t>
-      </w:r>
-      <w:proofErr w:type="spellEnd"/>
-      <w:r>
-        <w:t xml:space="preserve"> a 14 CA</w:t>
+        <w:t>Docteur Sidhar a 14 CA</w:t>
       </w:r>
       <w:r>
         <w:t>.</w:t>
@@ -12405,21 +12184,8 @@
       <w:r>
         <w:t xml:space="preserve">Le </w:t>
       </w:r>
-      <w:proofErr w:type="spellStart"/>
-      <w:r>
-        <w:t>Doctor</w:t>
-      </w:r>
-      <w:proofErr w:type="spellEnd"/>
-      <w:r>
-        <w:t xml:space="preserve"> </w:t>
-      </w:r>
-      <w:proofErr w:type="spellStart"/>
-      <w:r>
-        <w:t>Sidhar</w:t>
-      </w:r>
-      <w:proofErr w:type="spellEnd"/>
-      <w:r>
-        <w:t xml:space="preserve"> </w:t>
+      <w:r>
+        <w:t xml:space="preserve">Doctor Sidhar </w:t>
       </w:r>
       <w:r>
         <w:t>peut utiliser un Emplacement de Sort pour créer un Canon Occulte</w:t>
@@ -12466,21 +12232,8 @@
       <w:r>
         <w:t xml:space="preserve">le </w:t>
       </w:r>
-      <w:proofErr w:type="spellStart"/>
-      <w:r>
-        <w:t>Doctor</w:t>
-      </w:r>
-      <w:proofErr w:type="spellEnd"/>
-      <w:r>
-        <w:t xml:space="preserve"> </w:t>
-      </w:r>
-      <w:proofErr w:type="spellStart"/>
-      <w:r>
-        <w:t>Sidhar</w:t>
-      </w:r>
-      <w:proofErr w:type="spellEnd"/>
-      <w:r>
-        <w:t xml:space="preserve"> </w:t>
+      <w:r>
+        <w:t xml:space="preserve">Doctor Sidhar </w:t>
       </w:r>
       <w:r>
         <w:t>peut</w:t>
@@ -12617,13 +12370,8 @@
       <w:pPr>
         <w:pStyle w:val="Titre2"/>
       </w:pPr>
-      <w:proofErr w:type="spellStart"/>
-      <w:r>
-        <w:t>Elspeth</w:t>
-      </w:r>
-      <w:proofErr w:type="spellEnd"/>
-      <w:r>
-        <w:t xml:space="preserve">, </w:t>
+      <w:r>
+        <w:t xml:space="preserve">Elspeth, </w:t>
       </w:r>
       <w:r>
         <w:t>la Maîtresse de Guerre</w:t>
@@ -13074,13 +12822,8 @@
       <w:r>
         <w:tab/>
       </w:r>
-      <w:proofErr w:type="spellStart"/>
-      <w:r>
-        <w:t>Elspeth</w:t>
-      </w:r>
-      <w:proofErr w:type="spellEnd"/>
-      <w:r>
-        <w:t xml:space="preserve"> </w:t>
+      <w:r>
+        <w:t xml:space="preserve">Elspeth </w:t>
       </w:r>
       <w:r>
         <w:t>peut relancer chacun de ses Dés de Vie</w:t>
@@ -13258,13 +13001,8 @@
       <w:r>
         <w:tab/>
       </w:r>
-      <w:proofErr w:type="spellStart"/>
-      <w:r>
-        <w:t>Elspeth</w:t>
-      </w:r>
-      <w:proofErr w:type="spellEnd"/>
-      <w:r>
-        <w:t xml:space="preserve"> peut utiliser un mouvement et sacrifier 6 PV pour traverser une tuile avec un </w:t>
+      <w:r>
+        <w:t xml:space="preserve">Elspeth peut utiliser un mouvement et sacrifier 6 PV pour traverser une tuile avec un </w:t>
       </w:r>
       <w:r>
         <w:t>M</w:t>
@@ -13349,13 +13087,8 @@
       <w:r>
         <w:tab/>
       </w:r>
-      <w:proofErr w:type="spellStart"/>
-      <w:r>
-        <w:t>Elsbeth</w:t>
-      </w:r>
-      <w:proofErr w:type="spellEnd"/>
-      <w:r>
-        <w:t xml:space="preserve"> </w:t>
+      <w:r>
+        <w:t xml:space="preserve">Elsbeth </w:t>
       </w:r>
       <w:r>
         <w:t>fait deux attaques avec son ED</w:t>
@@ -13500,11 +13233,9 @@
           </wp:anchor>
         </w:drawing>
       </w:r>
-      <w:proofErr w:type="spellStart"/>
       <w:r>
         <w:t>Kirima</w:t>
       </w:r>
-      <w:proofErr w:type="spellEnd"/>
       <w:r>
         <w:t xml:space="preserve">, </w:t>
       </w:r>
@@ -13775,31 +13506,13 @@
           <w:iCs/>
         </w:rPr>
       </w:pPr>
-      <w:proofErr w:type="spellStart"/>
-      <w:r>
-        <w:rPr>
-          <w:b/>
-          <w:bCs/>
-        </w:rPr>
-        <w:t>Health</w:t>
-      </w:r>
-      <w:proofErr w:type="spellEnd"/>
-      <w:r>
-        <w:rPr>
-          <w:b/>
-          <w:bCs/>
-        </w:rPr>
-        <w:t xml:space="preserve"> </w:t>
-      </w:r>
-      <w:proofErr w:type="spellStart"/>
-      <w:r>
-        <w:rPr>
-          <w:b/>
-          <w:bCs/>
-        </w:rPr>
-        <w:t>Skill</w:t>
-      </w:r>
-      <w:proofErr w:type="spellEnd"/>
+      <w:r>
+        <w:rPr>
+          <w:b/>
+          <w:bCs/>
+        </w:rPr>
+        <w:t>Health Skill</w:t>
+      </w:r>
       <w:r>
         <w:tab/>
       </w:r>
@@ -13896,13 +13609,8 @@
       <w:r>
         <w:tab/>
       </w:r>
-      <w:proofErr w:type="spellStart"/>
-      <w:r>
-        <w:t>Kirima</w:t>
-      </w:r>
-      <w:proofErr w:type="spellEnd"/>
-      <w:r>
-        <w:t xml:space="preserve"> </w:t>
+      <w:r>
+        <w:t xml:space="preserve">Kirima </w:t>
       </w:r>
       <w:r>
         <w:t>va toujours en premier dans l’Initiative</w:t>
@@ -13923,17 +13631,8 @@
           <w:b/>
           <w:bCs/>
         </w:rPr>
-        <w:t xml:space="preserve">Attack </w:t>
-      </w:r>
-      <w:proofErr w:type="spellStart"/>
-      <w:r>
-        <w:rPr>
-          <w:b/>
-          <w:bCs/>
-        </w:rPr>
-        <w:t>Skill</w:t>
-      </w:r>
-      <w:proofErr w:type="spellEnd"/>
+        <w:t>Attack Skill</w:t>
+      </w:r>
       <w:r>
         <w:tab/>
       </w:r>
@@ -14030,56 +13729,42 @@
       <w:r>
         <w:tab/>
       </w:r>
+      <w:r>
+        <w:t xml:space="preserve">Kirima </w:t>
+      </w:r>
+      <w:r>
+        <w:t>ajoute</w:t>
+      </w:r>
+      <w:r>
+        <w:t xml:space="preserve"> +1 </w:t>
+      </w:r>
+      <w:r>
+        <w:t>à son</w:t>
+      </w:r>
+      <w:r>
+        <w:t xml:space="preserve"> </w:t>
+      </w:r>
+      <w:r>
+        <w:t>Modificateur de Dégât lorsqu’elle combat un Monstre dans une tuile découverte avant son tour.</w:t>
+      </w:r>
+    </w:p>
+    <w:p>
       <w:proofErr w:type="spellStart"/>
       <w:r>
-        <w:t>Kirima</w:t>
+        <w:rPr>
+          <w:b/>
+          <w:bCs/>
+        </w:rPr>
+        <w:t>Movement</w:t>
       </w:r>
       <w:proofErr w:type="spellEnd"/>
       <w:r>
-        <w:t xml:space="preserve"> </w:t>
-      </w:r>
-      <w:r>
-        <w:t>ajoute</w:t>
-      </w:r>
-      <w:r>
-        <w:t xml:space="preserve"> +1 </w:t>
-      </w:r>
-      <w:r>
-        <w:t>à son</w:t>
-      </w:r>
-      <w:r>
-        <w:t xml:space="preserve"> </w:t>
-      </w:r>
-      <w:r>
-        <w:t>Modificateur de Dégât lorsqu’elle combat un Monstre dans une tuile découverte avant son tour.</w:t>
-      </w:r>
-    </w:p>
-    <w:p>
-      <w:proofErr w:type="spellStart"/>
-      <w:r>
-        <w:rPr>
-          <w:b/>
-          <w:bCs/>
-        </w:rPr>
-        <w:t>Movement</w:t>
-      </w:r>
-      <w:proofErr w:type="spellEnd"/>
-      <w:r>
-        <w:rPr>
-          <w:b/>
-          <w:bCs/>
-        </w:rPr>
-        <w:t xml:space="preserve"> </w:t>
-      </w:r>
-      <w:proofErr w:type="spellStart"/>
-      <w:r>
-        <w:rPr>
-          <w:b/>
-          <w:bCs/>
-        </w:rPr>
-        <w:t>Skill</w:t>
-      </w:r>
-      <w:proofErr w:type="spellEnd"/>
+        <w:rPr>
+          <w:b/>
+          <w:bCs/>
+        </w:rPr>
+        <w:t xml:space="preserve"> Skill</w:t>
+      </w:r>
       <w:r>
         <w:tab/>
       </w:r>
@@ -14095,71 +13780,47 @@
       <w:r>
         <w:tab/>
       </w:r>
-      <w:proofErr w:type="spellStart"/>
-      <w:r>
-        <w:t>Kirima</w:t>
-      </w:r>
-      <w:proofErr w:type="spellEnd"/>
+      <w:r>
+        <w:t xml:space="preserve">Kirima </w:t>
+      </w:r>
+      <w:r>
+        <w:t>peut invoquer un Familier</w:t>
+      </w:r>
+      <w:r>
+        <w:t xml:space="preserve">. </w:t>
+      </w:r>
+      <w:r>
+        <w:t>Il existe jusqu’à atteindre</w:t>
+      </w:r>
+      <w:r>
+        <w:t xml:space="preserve"> 0 </w:t>
+      </w:r>
+      <w:r>
+        <w:t>PV</w:t>
+      </w:r>
       <w:r>
         <w:t xml:space="preserve"> </w:t>
       </w:r>
       <w:r>
-        <w:t>peut invoquer un Familier</w:t>
-      </w:r>
-      <w:r>
-        <w:t xml:space="preserve">. </w:t>
-      </w:r>
-      <w:r>
-        <w:t>Il existe jusqu’à atteindre</w:t>
-      </w:r>
-      <w:r>
-        <w:t xml:space="preserve"> 0 </w:t>
-      </w:r>
-      <w:r>
-        <w:t>PV</w:t>
+        <w:t>ou</w:t>
       </w:r>
       <w:r>
         <w:t xml:space="preserve"> </w:t>
       </w:r>
       <w:r>
-        <w:t>ou</w:t>
+        <w:t>jusqu’au prochain repos, Court ou Long, de Kirima, selon ce qui vient en premier</w:t>
+      </w:r>
+      <w:r>
+        <w:t>.</w:t>
       </w:r>
       <w:r>
         <w:t xml:space="preserve"> </w:t>
       </w:r>
       <w:r>
-        <w:t xml:space="preserve">jusqu’au prochain repos, Court ou Long, de </w:t>
-      </w:r>
-      <w:proofErr w:type="spellStart"/>
-      <w:r>
-        <w:t>Kirima</w:t>
-      </w:r>
-      <w:proofErr w:type="spellEnd"/>
-      <w:r>
-        <w:t xml:space="preserve">, </w:t>
-      </w:r>
-      <w:r>
-        <w:t>selon ce qui vient en premier</w:t>
-      </w:r>
-      <w:r>
-        <w:t>.</w:t>
-      </w:r>
-      <w:r>
-        <w:t xml:space="preserve"> </w:t>
-      </w:r>
-      <w:r>
         <w:t>Après utiliser cette compétence</w:t>
       </w:r>
       <w:r>
-        <w:t xml:space="preserve">, </w:t>
-      </w:r>
-      <w:proofErr w:type="spellStart"/>
-      <w:r>
-        <w:t>Kirima</w:t>
-      </w:r>
-      <w:proofErr w:type="spellEnd"/>
-      <w:r>
-        <w:t xml:space="preserve"> </w:t>
+        <w:t xml:space="preserve">, Kirima </w:t>
       </w:r>
       <w:r>
         <w:t>ne peut que l’utiliser à nouveau après son prochain</w:t>
@@ -14246,13 +13907,8 @@
       <w:r>
         <w:tab/>
       </w:r>
-      <w:proofErr w:type="spellStart"/>
-      <w:r>
-        <w:t>Kirima</w:t>
-      </w:r>
-      <w:proofErr w:type="spellEnd"/>
-      <w:r>
-        <w:t xml:space="preserve"> </w:t>
+      <w:r>
+        <w:t xml:space="preserve">Kirima </w:t>
       </w:r>
       <w:r>
         <w:t>peut utiliser la Capacité de Combat du Monstre qu’elle attaque</w:t>
